--- a/az/discovery-articles/2.8 Termodinamika.docx
+++ b/az/discovery-articles/2.8 Termodinamika.docx
@@ -4,595 +4,397 @@
   <w:body>
     <w:p>
       <w:pPr>
-        <w:keepNext/>
-        <w:spacing w:before="280" w:after="120"/>
+        <w:pStyle w:val="Title"/>
+        <w:widowControl/>
       </w:pPr>
       <w:r>
-        <w:rPr>
-          <w:rFonts w:ascii="Calibri" w:hAnsi="Calibri" w:eastAsia="Calibri"/>
-          <w:b/>
-          <w:i w:val="0"/>
-          <w:color w:val="004E8C"/>
-          <w:sz w:val="44"/>
-        </w:rPr>
         <w:t>2.8 Termodinamika</w:t>
       </w:r>
     </w:p>
     <w:p>
       <w:pPr>
-        <w:spacing w:after="80"/>
+        <w:keepNext/>
+        <w:widowControl/>
       </w:pPr>
       <w:r>
         <w:rPr>
-          <w:rFonts w:ascii="Calibri" w:hAnsi="Calibri" w:eastAsia="Calibri"/>
-          <w:b w:val="0"/>
-          <w:i/>
-          <w:color w:val="505050"/>
-          <w:sz w:val="22"/>
+          <w:sz w:val="20"/>
         </w:rPr>
-        <w:t>2. Bilik, elm və ölçmə</w:t>
-      </w:r>
-    </w:p>
-    <w:p>
-      <w:pPr>
-        <w:spacing w:after="200"/>
-      </w:pPr>
-      <w:r>
-        <w:rPr>
-          <w:rFonts w:ascii="Calibri" w:hAnsi="Calibri" w:eastAsia="Calibri"/>
-          <w:b w:val="0"/>
-          <w:i/>
-          <w:sz w:val="22"/>
-        </w:rPr>
-        <w:t>Dövr: XIX əsr (Karno, Coul, Klauzius, Kelvin, Bolsman); kökləri buxar mühərriki emalatxanalarına gedib çıxır | Əsas simalar: Sadi Karno; Ceyms Coul; Rudolf Klauzius; Uilyam Tomson (Kelvin); Lüdviq Bolsman</w:t>
-      </w:r>
-    </w:p>
-    <w:p>
-      <w:pPr>
-        <w:spacing w:after="160" w:line="276" w:lineRule="auto"/>
-      </w:pPr>
-      <w:r>
-        <w:rPr>
-          <w:rFonts w:ascii="Calibri" w:hAnsi="Calibri" w:eastAsia="Calibri"/>
-          <w:b w:val="0"/>
-          <w:i w:val="0"/>
-          <w:sz w:val="22"/>
-        </w:rPr>
-        <w:t>Termodinamika istiliyi, işi və enerjini, eləcə də onların bir-birinə çevrilməsinin qaçılmaz hədlərini öyrənir. O, mühərriklərdə istiliyin bir hissəsinin niyə itkiyə getdiyini, soyuducunun niyə elektrik enerjisinə ehtiyac duyduğunu və heç bir yanacaq sərf etmədən daim enerji verən qurğunun niyə mümkün olmadığını izah edir.</w:t>
+        <w:t>2 Bilik elm və ölçmə</w:t>
       </w:r>
     </w:p>
     <w:p>
       <w:pPr>
         <w:keepNext/>
-        <w:spacing w:before="240" w:after="120"/>
+        <w:widowControl/>
       </w:pPr>
       <w:r>
         <w:rPr>
-          <w:rFonts w:ascii="Calibri" w:hAnsi="Calibri" w:eastAsia="Calibri"/>
-          <w:b/>
-          <w:i w:val="0"/>
-          <w:color w:val="004E8C"/>
-          <w:sz w:val="28"/>
+          <w:sz w:val="20"/>
         </w:rPr>
-        <w:t>Əsas faktlar</w:t>
+        <w:t>Dövr: XIX əsr; kökləri buxar maşını emalatxanalarında | Əsas şəxslər: Sadi Karno, Ceyms Coul, Rudolf Klauzius, Uilyam Tomson — Kelvin, Lüdviq Bolsman</w:t>
+      </w:r>
+    </w:p>
+    <w:p>
+      <w:pPr>
+        <w:widowControl/>
+      </w:pPr>
+      <w:r>
+        <w:t>Termodinamika istiliyi, işi, enerjini və onların bir-birinə çevrilməsinin hədlərini öyrənir. Mühərrikin niyə istiliyin bir hissəsini itirdiyini, soyuducunun niyə enerji tələb etdiyini və enerjini yoxdan yaradan mükəmməl maşının niyə mümkün olmadığını izah edir.</w:t>
+      </w:r>
+    </w:p>
+    <w:p>
+      <w:pPr>
+        <w:pStyle w:val="Heading1"/>
+        <w:widowControl/>
+      </w:pPr>
+      <w:r>
+        <w:t>Əsas məlumatlar</w:t>
       </w:r>
     </w:p>
     <w:p>
       <w:pPr>
         <w:pStyle w:val="ListBullet"/>
+        <w:widowControl/>
       </w:pPr>
       <w:r>
-        <w:rPr>
-          <w:rFonts w:ascii="Calibri" w:hAnsi="Calibri" w:eastAsia="Calibri"/>
-          <w:b w:val="0"/>
-          <w:i w:val="0"/>
-          <w:sz w:val="22"/>
-        </w:rPr>
-        <w:t>Sadi Karno istilik mühərrikinin istiliyi faydalı hərəkətə hansı ən yüksək səmərəliliklə çevirə biləcəyini araşdırıb</w:t>
+        <w:t>Sadi Karno istilik mühərrikinin istiliyi faydalı hərəkətə nə qədər səmərəli çevirə biləcəyini araşdırdı.</w:t>
       </w:r>
     </w:p>
     <w:p>
       <w:pPr>
         <w:pStyle w:val="ListBullet"/>
+        <w:widowControl/>
       </w:pPr>
       <w:r>
-        <w:rPr>
-          <w:rFonts w:ascii="Calibri" w:hAnsi="Calibri" w:eastAsia="Calibri"/>
-          <w:b w:val="0"/>
-          <w:i w:val="0"/>
-          <w:sz w:val="22"/>
-        </w:rPr>
-        <w:t>Ceyms Coul istiliyin sirli maye deyil, enerjinin bir forması olduğunu göstərən əsas alimlərdən biri olub</w:t>
+        <w:t>Ceyms Coul istiliyin sirli maye deyil, enerji ilə bağlı olduğunu göstərməyə kömək etdi.</w:t>
       </w:r>
     </w:p>
     <w:p>
       <w:pPr>
         <w:pStyle w:val="ListBullet"/>
+        <w:widowControl/>
       </w:pPr>
       <w:r>
-        <w:rPr>
-          <w:rFonts w:ascii="Calibri" w:hAnsi="Calibri" w:eastAsia="Calibri"/>
-          <w:b w:val="0"/>
-          <w:i w:val="0"/>
-          <w:sz w:val="22"/>
-        </w:rPr>
-        <w:t>Klauzius və Kelvin termodinamikanın əsas qanunlarını, o cümlədən entropiyanın artması prinsipini ifadə ediblər</w:t>
+        <w:t>Klauzius və Kelvin əsas qanunları, o cümlədən entropiyanın artmasını ifadə etdilər; bu, sadələşdirilmiş şəkildə tam geri qaytarılmayan nizamsızlıq kimi izah olunur.</w:t>
       </w:r>
     </w:p>
     <w:p>
       <w:pPr>
         <w:pStyle w:val="ListBullet"/>
+        <w:widowControl/>
       </w:pPr>
       <w:r>
-        <w:rPr>
-          <w:rFonts w:ascii="Calibri" w:hAnsi="Calibri" w:eastAsia="Calibri"/>
-          <w:b w:val="0"/>
-          <w:i w:val="0"/>
-          <w:sz w:val="22"/>
-        </w:rPr>
-        <w:t>Bolsman temperaturu xırda zərrəciklərin aramsız hərəkəti ilə əlaqələndirib</w:t>
+        <w:t>Bolsman temperaturu xırda hissəciklərin fasiləsiz hərəkəti ilə əlaqələndirdi.</w:t>
       </w:r>
     </w:p>
     <w:p>
       <w:pPr>
         <w:pStyle w:val="ListBullet"/>
+        <w:widowControl/>
       </w:pPr>
       <w:r>
-        <w:rPr>
-          <w:rFonts w:ascii="Calibri" w:hAnsi="Calibri" w:eastAsia="Calibri"/>
-          <w:b w:val="0"/>
-          <w:i w:val="0"/>
-          <w:sz w:val="22"/>
-        </w:rPr>
-        <w:t>Eyni qanunlar bu gün də elektrik stansiyalarının, avtomobil mühərriklərinin, soyuducuların və hava modellərinin hazırlanmasına istiqamət verir</w:t>
+        <w:t>Eyni qaydalar elektrik stansiyalarını, avtomobil mühərriklərini, soyuducuları və hava modellərini istiqamətləndirir.</w:t>
       </w:r>
     </w:p>
     <w:p>
       <w:pPr>
-        <w:keepNext/>
-        <w:spacing w:before="240" w:after="120"/>
+        <w:pStyle w:val="Heading1"/>
+        <w:widowControl/>
       </w:pPr>
       <w:r>
-        <w:rPr>
-          <w:rFonts w:ascii="Calibri" w:hAnsi="Calibri" w:eastAsia="Calibri"/>
-          <w:b/>
-          <w:i w:val="0"/>
-          <w:color w:val="004E8C"/>
-          <w:sz w:val="28"/>
-        </w:rPr>
         <w:t>Bu nədir</w:t>
       </w:r>
     </w:p>
     <w:p>
       <w:pPr>
-        <w:spacing w:after="160" w:line="276" w:lineRule="auto"/>
+        <w:widowControl/>
       </w:pPr>
       <w:r>
-        <w:rPr>
-          <w:rFonts w:ascii="Calibri" w:hAnsi="Calibri" w:eastAsia="Calibri"/>
-          <w:b w:val="0"/>
-          <w:i w:val="0"/>
-          <w:sz w:val="22"/>
-        </w:rPr>
-        <w:t>Termodinamika enerjinin ötürülməsini və çevrilməsini öyrənən elmdir. O, cismi qızdıranda, porşeni itələyəndə və ya otağı soyudanda nə baş verdiyini araşdırır. İstilik temperatur fərqinə görə bir yerdən başqa yerə keçən enerjidir. İş isə cismin hərəkətinə və ya qaldırılmasına sərf olunan enerjidir. Çaydan və velosipedi düşünək: çaydan istilik enerjisi toplayır, velosiped isə ayağın təkanını hərəkətə çevirir. Hər iki prosesi eyni termodinamik qanunlar izah edir. Bu qanunlara görə enerji heçdən yaranmır, enerjinin bir hissəsi daim daha az faydalı formaya keçir və adi mərhələlərlə mütləq sıfır temperaturuna çatmaq mümkün deyil.</w:t>
+        <w:t>Termodinamika enerjinin ötürülməsini və çevrilməsini öyrənir. Bir cismi qızdıranda, porşeni itələyəndə və ya otağı soyudanda nə baş verdiyini araşdırır. İstilik temperatur fərqinə görə ötürülən enerjidir; iş isə hərəkət və qaldırma kimi proseslərdə enerji ötürülməsidir. Çaydanla velosipedi düşünün: qızmış çaydan enerji saxlayır, velosipedə tətbiq olunan qüvvə hərəkət yaradır. Termodinamika hər ikisinin ümumi qaydalarını verir. Enerji yoxdan yaranmır, çevrilmələrdə onun bir hissəsi daha az yararlı formaya keçir və adi sonlu addımlarla mütləq sıfıra çatmaq olmur.</w:t>
       </w:r>
     </w:p>
     <w:p>
       <w:pPr>
-        <w:keepNext/>
-        <w:spacing w:before="240" w:after="120"/>
+        <w:pStyle w:val="Heading1"/>
+        <w:widowControl/>
       </w:pPr>
       <w:r>
-        <w:rPr>
-          <w:rFonts w:ascii="Calibri" w:hAnsi="Calibri" w:eastAsia="Calibri"/>
-          <w:b/>
-          <w:i w:val="0"/>
-          <w:color w:val="004E8C"/>
-          <w:sz w:val="28"/>
-        </w:rPr>
-        <w:t>Onu kim kəşf və ya ixtira edib</w:t>
+        <w:t>Kim kəşf edib və ya yaradıb</w:t>
       </w:r>
     </w:p>
     <w:p>
       <w:pPr>
-        <w:spacing w:after="160" w:line="276" w:lineRule="auto"/>
+        <w:widowControl/>
       </w:pPr>
       <w:r>
-        <w:rPr>
-          <w:rFonts w:ascii="Calibri" w:hAnsi="Calibri" w:eastAsia="Calibri"/>
-          <w:b w:val="0"/>
-          <w:i w:val="0"/>
-          <w:sz w:val="22"/>
-        </w:rPr>
-        <w:t>Termodinamikanı tək bir şəxs yaratmayıb. İlk sualları buxar mühərriklərini hazırlayan mühəndislər ortaya qoydular. Sadi Karno ideal mühərriklərin iş prinsipini nəzəri cəhətdən araşdırdı. Ceyms Coul mexaniki işin istiliyə necə çevrildiyini ölçdü. Rudolf Klauzius «entropiya» anlayışını elmə gətirdi. Uilyam Tomson, yəni lord Kelvin, mütləq temperatur şkalasının formalaşmasına kömək etdi. Lüdviq Bolsman istiliyi molekulların hərəkəti ilə izah etdi. Beləliklə, bu elm sahəsi emalatxanaların, laboratoriyaların və tədris müəssisələrinin ortaq əməyindən yarandı.</w:t>
+        <w:t>Termodinamikanı bir nəfər yaratmayıb. Sualları buxar maşını mühəndisləri ortaya qoydular. Sadi Karno ideal mühərrikləri nəzəri araşdırdı. Ceyms Coul mexaniki işin istilik yaratmasını ölçdü. Rudolf Klauzius entropiyaya ad verdi. Uilyam Tomson — lord Kelvin — mütləq temperaturun müəyyənləşdirilməsinə kömək etdi. Lüdviq Bolsman istilik hadisələrini molekulların hərəkəti ilə izah etdi. Emalatxana, laboratoriya və dərsxana bu sahəni birlikdə qurdu.</w:t>
       </w:r>
     </w:p>
     <w:p>
       <w:pPr>
-        <w:keepNext/>
-        <w:spacing w:before="240" w:after="120"/>
+        <w:pStyle w:val="Heading1"/>
+        <w:widowControl/>
       </w:pPr>
       <w:r>
-        <w:rPr>
-          <w:rFonts w:ascii="Calibri" w:hAnsi="Calibri" w:eastAsia="Calibri"/>
-          <w:b/>
-          <w:i w:val="0"/>
-          <w:color w:val="004E8C"/>
-          <w:sz w:val="28"/>
-        </w:rPr>
-        <w:t>Nə vaxt və necə meydana gəlib</w:t>
+        <w:t>Nə vaxt və necə yaranıb</w:t>
       </w:r>
     </w:p>
     <w:p>
       <w:pPr>
-        <w:spacing w:after="160" w:line="276" w:lineRule="auto"/>
+        <w:widowControl/>
       </w:pPr>
       <w:r>
-        <w:rPr>
-          <w:rFonts w:ascii="Calibri" w:hAnsi="Calibri" w:eastAsia="Calibri"/>
-          <w:b w:val="0"/>
-          <w:i w:val="0"/>
-          <w:sz w:val="22"/>
-        </w:rPr>
-        <w:t>XIX əsrin əvvəllərində buxar mühərrikləri artıq fabrikləri və gəmiləri dəyişdirirdi, lakin istiliyin mahiyyəti barədə mübahisələr davam edirdi. Karnonun ideyaları həmin sənaye mühitindən doğdu. Əsrin ortalarında aparılan təcrübələr və anlayışların dəqiq müəyyənləşdirilməsi termodinamikanın birinci və ikinci qanunlarını formalaşdırdı. Daha sonra statistik yanaşma bu mənzərəni dərinləşdirdi. XX əsrə gəldikdə bütün mühəndislik məktəblərində enerjinin eyni «gəlir-xərc hesabı» tədris olunurdu. Bu inkişafda bəzən təcrübə nəzəriyyəni, bəzən də nəzəriyyə gurultu ilə işləyən qazanları izah etməyə çalışan təcrübəni qabaqlayırdı.</w:t>
+        <w:t>XIX əsrin əvvəlində buxar maşınları fabrikləri və gəmiləri dəyişirdi, amma istiliyin mahiyyəti hələ mübahisəli idi. Karnonun fikirləri həmin sənaye dünyasından doğdu. Əsrin ortalarında təcrübələr və dəqiq təriflər birinci və ikinci qanunları formalaşdırdı. Sonra statistik yanaşma izahı dərinləşdirdi. XX əsrə çatanda mühəndislik məktəbləri eyni enerji hesabını öyrədirdi. Praktika nəzəriyyəni, nəzəriyyə də işləyən qazanların davranışını anlamağı inkişaf etdirirdi.</w:t>
       </w:r>
     </w:p>
     <w:p>
       <w:pPr>
-        <w:keepNext/>
-        <w:spacing w:before="240" w:after="120"/>
+        <w:pStyle w:val="Heading1"/>
+        <w:widowControl/>
       </w:pPr>
       <w:r>
-        <w:rPr>
-          <w:rFonts w:ascii="Calibri" w:hAnsi="Calibri" w:eastAsia="Calibri"/>
-          <w:b/>
-          <w:i w:val="0"/>
-          <w:color w:val="004E8C"/>
-          <w:sz w:val="28"/>
-        </w:rPr>
-        <w:t>Elmi baxımdan əhəmiyyəti</w:t>
+        <w:t>Elm üçün əhəmiyyəti</w:t>
       </w:r>
     </w:p>
     <w:p>
       <w:pPr>
-        <w:spacing w:after="160" w:line="276" w:lineRule="auto"/>
+        <w:widowControl/>
       </w:pPr>
       <w:r>
-        <w:rPr>
-          <w:rFonts w:ascii="Calibri" w:hAnsi="Calibri" w:eastAsia="Calibri"/>
-          <w:b w:val="0"/>
-          <w:i w:val="0"/>
-          <w:sz w:val="22"/>
-        </w:rPr>
-        <w:t>Termodinamika yaranmazdan əvvəl istilik çox vaxt «kalorik» adlı qeyri-müəyyən maye kimi təsəvvür edilirdi. Yeni qanunlar soba və qazan haqqında təcrübə biliyini ölçülə, müqayisə edilə və öyrədilə bilən rəqəmlərə çevirdi. Entropiya — enerjinin yayılaraq faydalılığını itirməsinin ölçüsü — mürəkkəbin suya qarışması kimi bəzi proseslərin niyə yalnız bir istiqamətdə getdiyini izah etdi. Temperatur zərrəciklərin hərəkəti ilə əlaqələndirildi. Kimya, fizika və mühəndislik enerji haqqında ortaq dil qazandı; mühərrikləri, kimyəvi reaksiyaları və daha sonra iqlimin enerji balansını eyni elmi prinsiplərlə müqayisə etmək mümkün oldu.</w:t>
+        <w:t>Əvvəllər istilik çox vaxt «kalorik» adlı qeyri-müəyyən maye kimi təsəvvür olunurdu. Yeni qanunlar soba ustasının hiss etdiyini müqayisə edilən və öyrədilən kəmiyyətlərə çevirdi. Enerjinin yayılmasını və iş görmək üçün yararlılığını təsvir etməyə kömək edən entropiya mürəkkəbin suya qarışması kimi proseslərin niyə öz-özünə bir istiqamətdə getdiyini izah etdi. Temperatur hissəciklərin hərəkəti ilə əlaqələndirildi. Kimya, fizika və mühəndislik enerji üçün ortaq dil qazandı. Mühərrikləri, reaksiyaları və sonralar iqlimin enerji balansını müqayisə etmək mümkün oldu.</w:t>
       </w:r>
     </w:p>
     <w:p>
       <w:pPr>
-        <w:keepNext/>
-        <w:spacing w:before="240" w:after="120"/>
+        <w:pStyle w:val="Heading1"/>
+        <w:widowControl/>
       </w:pPr>
       <w:r>
-        <w:rPr>
-          <w:rFonts w:ascii="Calibri" w:hAnsi="Calibri" w:eastAsia="Calibri"/>
-          <w:b/>
-          <w:i w:val="0"/>
-          <w:color w:val="004E8C"/>
-          <w:sz w:val="28"/>
-        </w:rPr>
-        <w:t>Sonrakı inkişaflara necə təsir göstərib</w:t>
+        <w:t>Sonrakı inkişafa təsiri</w:t>
       </w:r>
     </w:p>
     <w:p>
       <w:pPr>
-        <w:spacing w:after="160" w:line="276" w:lineRule="auto"/>
+        <w:widowControl/>
       </w:pPr>
       <w:r>
-        <w:rPr>
-          <w:rFonts w:ascii="Calibri" w:hAnsi="Calibri" w:eastAsia="Calibri"/>
-          <w:b w:val="0"/>
-          <w:i w:val="0"/>
-          <w:sz w:val="22"/>
-        </w:rPr>
-        <w:t>Elektrik stansiyaları, reaktiv mühərriklər və məişət soyuducuları quruluş etibarilə termodinamik maşınlardır. Enerji səmərəliliyi etiketləri və istilik nasoslarının göstəriciləri XIX əsrdə əldə olunmuş biliklərə əsaslanır. İnformasiya nəzəriyyəsi və kimya da entropiya anlayışını mənimsədi. İqlim və materialşünaslıq tədqiqatlarında enerji axınları hələ də eyni hesab prinsipi ilə izlənir. Materiallar dəyişsə də, Karno həddi daim eyni xəbərdarlığı edir: təbiət tək bir isti mənbədən sonsuz və pulsuz iş almağa imkan vermir.</w:t>
+        <w:t>Elektrik stansiyaları, reaktiv mühərriklər və ev soyuducuları termodinamik prinsiplərlə layihələndirilir. Səmərəlilik etiketləri və istilik nasosu göstəriciləri XIX əsrin biliklərini davam etdirir. İnformasiya elmi və kimya entropiya anlayışından yararlandı. İqlim və material tədqiqatları enerji axınlarını eyni hesabla izləyir. Materiallar dəyişsə də, Karno tipli hədlər qalır: tək bir isti mənbədən sonsuz pulsuz iş almaq olmaz.</w:t>
       </w:r>
     </w:p>
     <w:p>
       <w:pPr>
-        <w:keepNext/>
-        <w:spacing w:before="240" w:after="120"/>
+        <w:pStyle w:val="Heading1"/>
+        <w:widowControl/>
       </w:pPr>
       <w:r>
-        <w:rPr>
-          <w:rFonts w:ascii="Calibri" w:hAnsi="Calibri" w:eastAsia="Calibri"/>
-          <w:b/>
-          <w:i w:val="0"/>
-          <w:color w:val="004E8C"/>
-          <w:sz w:val="28"/>
-        </w:rPr>
         <w:t>İnsan həyatını necə dəyişib</w:t>
       </w:r>
     </w:p>
     <w:p>
       <w:pPr>
-        <w:spacing w:after="160" w:line="276" w:lineRule="auto"/>
+        <w:widowControl/>
       </w:pPr>
       <w:r>
-        <w:rPr>
-          <w:rFonts w:ascii="Calibri" w:hAnsi="Calibri" w:eastAsia="Calibri"/>
-          <w:b w:val="0"/>
-          <w:i w:val="0"/>
-          <w:sz w:val="22"/>
-        </w:rPr>
-        <w:t>Daha ucuz mexaniki enerji və soyuducu anbarlar əmək şəraitini, qidalanmanı və ev həyatını dəyişdirdi. Enerji çevrilmələrinin hədlərini bilmək insanları pul və ümid itkisinə səbəb olan «əbədi mühərrik» xəyallarından da qorudu. Eyni enerji tələbatı fabrik istisini, hava çirkliliyini və sonralar iqlimlə bağlı narahatlığı artırdı. Gündəlik həyatda soyuducunun niyə səs saldığını, avtomobilin niyə yanacağa ehtiyac duyduğunu və izolyasiyanın pula necə qənaət etdiyini termodinamika izah edir. O, enerjini yalnız emalatxana sirri deyil, bütün cəmiyyətin müzakirə etdiyi məsələyə çevirdi.</w:t>
+        <w:t>Ucuzlaşan mexaniki güc və soyuducu saxlama iş, ərzaq və ev həyatını dəyişdi. Fiziki hədləri anlamaq insanları pul və ümid itirən əbədi mühərrik xəyallarından da qorudu. Enerjiyə artan tələbat fabrik istiliyi, dumanlı çirklənmə və sonralar iqlim narahatlığı gətirdi. Soyuducunun işləməsi, avtomobilin yanacaq istəməsi və izolyasiyanın xərc azaltması termodinamika ilə bağlıdır. Enerji yalnız emalatxana biliyi deyil, ictimai məsələyə çevrildi.</w:t>
       </w:r>
     </w:p>
     <w:p>
       <w:pPr>
-        <w:keepNext/>
-        <w:spacing w:before="240" w:after="120"/>
+        <w:pStyle w:val="Heading1"/>
+        <w:widowControl/>
       </w:pPr>
       <w:r>
-        <w:rPr>
-          <w:rFonts w:ascii="Calibri" w:hAnsi="Calibri" w:eastAsia="Calibri"/>
-          <w:b/>
-          <w:i w:val="0"/>
-          <w:color w:val="004E8C"/>
-          <w:sz w:val="28"/>
-        </w:rPr>
         <w:t>Mənbələr və istinadlar</w:t>
       </w:r>
     </w:p>
     <w:p>
       <w:pPr>
-        <w:keepNext/>
-        <w:spacing w:before="240" w:after="120"/>
+        <w:pStyle w:val="Heading2"/>
+        <w:widowControl/>
       </w:pPr>
       <w:r>
         <w:rPr>
-          <w:rFonts w:ascii="Calibri" w:hAnsi="Calibri" w:eastAsia="Calibri"/>
-          <w:b/>
-          <w:i w:val="0"/>
-          <w:color w:val="004E8C"/>
-          <w:sz w:val="24"/>
+          <w:sz w:val="20"/>
         </w:rPr>
-        <w:t>A. Kitablar və əsas elmi əsərlər</w:t>
+        <w:t>A Kitablar və əsas elmi əsərlər</w:t>
       </w:r>
     </w:p>
     <w:p>
       <w:pPr>
-        <w:spacing w:after="80"/>
-        <w:ind w:left="360"/>
+        <w:widowControl/>
       </w:pPr>
       <w:r>
         <w:rPr>
-          <w:rFonts w:ascii="Calibri" w:hAnsi="Calibri" w:eastAsia="Calibri"/>
-          <w:b w:val="0"/>
-          <w:i w:val="0"/>
-          <w:sz w:val="22"/>
+          <w:sz w:val="20"/>
         </w:rPr>
         <w:t>1. Cardwell, D. S. L. From Watt to Clausius: The Rise of Thermodynamics in the Early Industrial Age. Ithaca: Cornell University Press, 1971.</w:t>
       </w:r>
     </w:p>
     <w:p>
       <w:pPr>
-        <w:spacing w:after="80"/>
-        <w:ind w:left="360"/>
+        <w:widowControl/>
       </w:pPr>
       <w:r>
         <w:rPr>
-          <w:rFonts w:ascii="Calibri" w:hAnsi="Calibri" w:eastAsia="Calibri"/>
-          <w:b w:val="0"/>
-          <w:i w:val="0"/>
-          <w:sz w:val="22"/>
+          <w:sz w:val="20"/>
         </w:rPr>
         <w:t>2. Atkins, Peter. The Laws of Thermodynamics: A Very Short Introduction. Oxford: Oxford University Press, 2010.</w:t>
       </w:r>
     </w:p>
     <w:p>
       <w:pPr>
-        <w:keepNext/>
-        <w:spacing w:before="240" w:after="120"/>
+        <w:pStyle w:val="Heading2"/>
+        <w:widowControl/>
       </w:pPr>
       <w:r>
         <w:rPr>
-          <w:rFonts w:ascii="Calibri" w:hAnsi="Calibri" w:eastAsia="Calibri"/>
-          <w:b/>
-          <w:i w:val="0"/>
-          <w:color w:val="004E8C"/>
-          <w:sz w:val="24"/>
+          <w:sz w:val="20"/>
         </w:rPr>
-        <w:t>C. Təşkilatların materialları və ensiklopedik mənbələr</w:t>
+        <w:t>C Qurumların materialları və ensiklopedik mənbələr</w:t>
       </w:r>
     </w:p>
     <w:p>
       <w:pPr>
-        <w:spacing w:after="80"/>
-        <w:ind w:left="360"/>
+        <w:widowControl/>
       </w:pPr>
       <w:r>
         <w:rPr>
-          <w:rFonts w:ascii="Calibri" w:hAnsi="Calibri" w:eastAsia="Calibri"/>
-          <w:b w:val="0"/>
-          <w:i w:val="0"/>
-          <w:sz w:val="22"/>
+          <w:sz w:val="20"/>
         </w:rPr>
-        <w:t>1. Encyclopaedia Britannica. “Thermodynamics” (“Termodinamika”).</w:t>
-      </w:r>
-      <w:r>
-        <w:rPr>
-          <w:rFonts w:ascii="Calibri" w:hAnsi="Calibri" w:eastAsia="Calibri"/>
-          <w:b w:val="0"/>
-          <w:i w:val="0"/>
-          <w:sz w:val="22"/>
-        </w:rPr>
-        <w:t xml:space="preserve"> </w:t>
+        <w:t xml:space="preserve">1. Encyclopaedia Britannica. 'Thermodynamics.' </w:t>
       </w:r>
       <w:hyperlink r:id="rId9">
         <w:r>
           <w:rPr>
-            <w:rFonts w:ascii="Calibri" w:hAnsi="Calibri" w:eastAsia="Calibri"/>
-            <w:b w:val="0"/>
-            <w:i w:val="0"/>
-            <w:sz w:val="22"/>
-            <w:color w:val="0563C1"/>
-            <w:u w:val="single"/>
+            <w:sz w:val="20"/>
           </w:rPr>
           <w:t>https://www.britannica.com/science/thermodynamics</w:t>
         </w:r>
       </w:hyperlink>
+      <w:r>
+        <w:rPr>
+          <w:sz w:val="20"/>
+        </w:rPr>
+      </w:r>
     </w:p>
     <w:p>
       <w:pPr>
-        <w:spacing w:after="80"/>
-        <w:ind w:left="360"/>
+        <w:widowControl/>
       </w:pPr>
       <w:r>
         <w:rPr>
-          <w:rFonts w:ascii="Calibri" w:hAnsi="Calibri" w:eastAsia="Calibri"/>
-          <w:b w:val="0"/>
-          <w:i w:val="0"/>
-          <w:sz w:val="22"/>
+          <w:sz w:val="20"/>
         </w:rPr>
-        <w:t>2. Encyclopaedia Britannica. “Entropy” (“Entropiya”).</w:t>
-      </w:r>
-      <w:r>
-        <w:rPr>
-          <w:rFonts w:ascii="Calibri" w:hAnsi="Calibri" w:eastAsia="Calibri"/>
-          <w:b w:val="0"/>
-          <w:i w:val="0"/>
-          <w:sz w:val="22"/>
-        </w:rPr>
-        <w:t xml:space="preserve"> </w:t>
+        <w:t xml:space="preserve">2. Encyclopaedia Britannica. 'Entropy.' </w:t>
       </w:r>
       <w:hyperlink r:id="rId10">
         <w:r>
           <w:rPr>
-            <w:rFonts w:ascii="Calibri" w:hAnsi="Calibri" w:eastAsia="Calibri"/>
-            <w:b w:val="0"/>
-            <w:i w:val="0"/>
-            <w:sz w:val="22"/>
-            <w:color w:val="0563C1"/>
-            <w:u w:val="single"/>
+            <w:sz w:val="20"/>
           </w:rPr>
           <w:t>https://www.britannica.com/science/entropy-physics</w:t>
         </w:r>
       </w:hyperlink>
-    </w:p>
-    <w:p>
-      <w:pPr>
-        <w:keepNext/>
-        <w:spacing w:before="240" w:after="120"/>
-      </w:pPr>
       <w:r>
         <w:rPr>
-          <w:rFonts w:ascii="Calibri" w:hAnsi="Calibri" w:eastAsia="Calibri"/>
-          <w:b/>
-          <w:i w:val="0"/>
-          <w:color w:val="004E8C"/>
-          <w:sz w:val="24"/>
+          <w:sz w:val="20"/>
         </w:rPr>
-        <w:t>D. Muzey, arxiv və kitabxana materialları</w:t>
       </w:r>
     </w:p>
     <w:p>
       <w:pPr>
-        <w:spacing w:after="80"/>
-        <w:ind w:left="360"/>
+        <w:pStyle w:val="Heading2"/>
+        <w:widowControl/>
       </w:pPr>
       <w:r>
         <w:rPr>
-          <w:rFonts w:ascii="Calibri" w:hAnsi="Calibri" w:eastAsia="Calibri"/>
-          <w:b w:val="0"/>
-          <w:i w:val="0"/>
-          <w:sz w:val="22"/>
+          <w:sz w:val="20"/>
         </w:rPr>
-        <w:t>1. Science Museum (London). Enerji, mühərriklər və sənaye gücü kolleksiyaları.</w:t>
+        <w:t>D Muzey arxiv və kitabxana materialları</w:t>
       </w:r>
+    </w:p>
+    <w:p>
+      <w:pPr>
+        <w:widowControl/>
+      </w:pPr>
       <w:r>
         <w:rPr>
-          <w:rFonts w:ascii="Calibri" w:hAnsi="Calibri" w:eastAsia="Calibri"/>
-          <w:b w:val="0"/>
-          <w:i w:val="0"/>
-          <w:sz w:val="22"/>
+          <w:sz w:val="20"/>
         </w:rPr>
-        <w:t xml:space="preserve"> </w:t>
+        <w:t xml:space="preserve">1. Science Museum (London). Energy, engines, and industrial power collections. </w:t>
       </w:r>
       <w:hyperlink r:id="rId11">
         <w:r>
           <w:rPr>
-            <w:rFonts w:ascii="Calibri" w:hAnsi="Calibri" w:eastAsia="Calibri"/>
-            <w:b w:val="0"/>
-            <w:i w:val="0"/>
-            <w:sz w:val="22"/>
-            <w:color w:val="0563C1"/>
-            <w:u w:val="single"/>
+            <w:sz w:val="20"/>
           </w:rPr>
           <w:t>https://www.sciencemuseum.org.uk/objects-and-stories</w:t>
         </w:r>
       </w:hyperlink>
-    </w:p>
-    <w:p>
-      <w:pPr>
-        <w:keepNext/>
-        <w:spacing w:before="240" w:after="120"/>
-      </w:pPr>
       <w:r>
         <w:rPr>
-          <w:rFonts w:ascii="Calibri" w:hAnsi="Calibri" w:eastAsia="Calibri"/>
-          <w:b/>
-          <w:i w:val="0"/>
-          <w:color w:val="004E8C"/>
-          <w:sz w:val="24"/>
+          <w:sz w:val="20"/>
         </w:rPr>
-        <w:t>G. Kosmik agentliklərin, laboratoriyaların və elmi təşkilatların materialları</w:t>
       </w:r>
     </w:p>
     <w:p>
       <w:pPr>
-        <w:spacing w:after="80"/>
-        <w:ind w:left="360"/>
+        <w:pStyle w:val="Heading2"/>
+        <w:widowControl/>
       </w:pPr>
       <w:r>
         <w:rPr>
-          <w:rFonts w:ascii="Calibri" w:hAnsi="Calibri" w:eastAsia="Calibri"/>
-          <w:b w:val="0"/>
-          <w:i w:val="0"/>
-          <w:sz w:val="22"/>
+          <w:sz w:val="20"/>
         </w:rPr>
-        <w:t>1. American Physical Society. Termodinamika və əlaqəli elmi mərhələlər haqqında fizika tarixi materialları.</w:t>
+        <w:t>G Kosmik agentliklər laboratoriyalar və elmi təşkilatlar</w:t>
       </w:r>
+    </w:p>
+    <w:p>
+      <w:pPr>
+        <w:widowControl/>
+      </w:pPr>
       <w:r>
         <w:rPr>
-          <w:rFonts w:ascii="Calibri" w:hAnsi="Calibri" w:eastAsia="Calibri"/>
-          <w:b w:val="0"/>
-          <w:i w:val="0"/>
-          <w:sz w:val="22"/>
+          <w:sz w:val="20"/>
         </w:rPr>
-        <w:t xml:space="preserve"> </w:t>
+        <w:t xml:space="preserve">1. American Physical Society. Physics history resources on thermodynamics and related milestones. </w:t>
       </w:r>
       <w:hyperlink r:id="rId12">
         <w:r>
           <w:rPr>
-            <w:rFonts w:ascii="Calibri" w:hAnsi="Calibri" w:eastAsia="Calibri"/>
-            <w:b w:val="0"/>
-            <w:i w:val="0"/>
-            <w:sz w:val="22"/>
-            <w:color w:val="0563C1"/>
-            <w:u w:val="single"/>
+            <w:sz w:val="20"/>
           </w:rPr>
           <w:t>https://www.aps.org/</w:t>
         </w:r>
       </w:hyperlink>
+      <w:r>
+        <w:rPr>
+          <w:sz w:val="20"/>
+        </w:rPr>
+      </w:r>
     </w:p>
     <w:sectPr>
-      <w:pgSz w:w="12240" w:h="15840"/>
-      <w:pgMar w:top="1296" w:right="1440" w:bottom="1296" w:left="1440" w:header="720" w:footer="720" w:gutter="0"/>
+      <w:footerReference w:type="default" r:id="rId13"/>
+      <w:pgSz w:w="11906" w:h="16838"/>
+      <w:pgMar w:top="1020" w:right="1134" w:bottom="1020" w:left="1134" w:header="720" w:footer="720" w:gutter="0"/>
       <w:cols w:space="720"/>
       <w:docGrid w:linePitch="360"/>
     </w:sectPr>
   </w:body>
 </w:document>
+</file>
+
+<file path=word/footer1.xml><?xml version="1.0" encoding="utf-8"?>
+<w:ftr xmlns:m="http://schemas.openxmlformats.org/officeDocument/2006/math" xmlns:mc="http://schemas.openxmlformats.org/markup-compatibility/2006" xmlns:mo="http://schemas.microsoft.com/office/mac/office/2008/main" xmlns:mv="urn:schemas-microsoft-com:mac:vml" xmlns:o="urn:schemas-microsoft-com:office:office" xmlns:r="http://schemas.openxmlformats.org/officeDocument/2006/relationships" xmlns:v="urn:schemas-microsoft-com:vml" xmlns:w10="urn:schemas-microsoft-com:office:word" xmlns:w14="http://schemas.microsoft.com/office/word/2010/wordml" xmlns:w="http://schemas.openxmlformats.org/wordprocessingml/2006/main" xmlns:wne="http://schemas.microsoft.com/office/word/2006/wordml" xmlns:wp14="http://schemas.microsoft.com/office/word/2010/wordprocessingDrawing" xmlns:wp="http://schemas.openxmlformats.org/drawingml/2006/wordprocessingDrawing" xmlns:wpc="http://schemas.microsoft.com/office/word/2010/wordprocessingCanvas" xmlns:wpg="http://schemas.microsoft.com/office/word/2010/wordprocessingGroup" xmlns:wpi="http://schemas.microsoft.com/office/word/2010/wordprocessingInk" xmlns:wps="http://schemas.microsoft.com/office/word/2010/wordprocessingShape" mc:Ignorable="w14 wp14">
+  <w:p>
+    <w:pPr>
+      <w:pStyle w:val="Footer"/>
+      <w:jc w:val="right"/>
+    </w:pPr>
+    <w:fldSimple w:instr="PAGE"/>
+  </w:p>
+</w:ftr>
 </file>
 
 <file path=word/numbering.xml><?xml version="1.0" encoding="utf-8"?>
@@ -803,7 +605,7 @@
   <w:docDefaults>
     <w:rPrDefault>
       <w:rPr>
-        <w:rFonts w:asciiTheme="minorHAnsi" w:eastAsiaTheme="minorEastAsia" w:hAnsiTheme="minorHAnsi" w:cstheme="minorBidi"/>
+        <w:rFonts/>
         <w:sz w:val="22"/>
         <w:szCs w:val="22"/>
         <w:lang w:val="en-US" w:eastAsia="en-US" w:bidi="ar-SA"/>
@@ -958,6 +760,15 @@
     <w:name w:val="Normal"/>
     <w:qFormat/>
     <w:rsid w:val="00FC693F"/>
+    <w:pPr>
+      <w:spacing w:after="120" w:line="259" w:lineRule="auto"/>
+    </w:pPr>
+    <w:rPr>
+      <w:rFonts w:ascii="Times New Roman" w:hAnsi="Times New Roman"/>
+      <w:color w:val="000000"/>
+      <w:sz w:val="24"/>
+      <w:lang w:val="az-Latn-AZ"/>
+    </w:rPr>
   </w:style>
   <w:style w:type="paragraph" w:styleId="Header">
     <w:name w:val="header"/>
@@ -1014,16 +825,17 @@
     <w:pPr>
       <w:keepNext/>
       <w:keepLines/>
-      <w:spacing w:before="480" w:after="0"/>
+      <w:spacing w:before="480" w:after="120" w:line="259" w:lineRule="auto"/>
       <w:outlineLvl w:val="0"/>
     </w:pPr>
     <w:rPr>
-      <w:rFonts w:asciiTheme="majorHAnsi" w:eastAsiaTheme="majorEastAsia" w:hAnsiTheme="majorHAnsi" w:cstheme="majorBidi"/>
+      <w:rFonts w:ascii="Times New Roman" w:hAnsi="Times New Roman"/>
       <w:b/>
       <w:bCs/>
-      <w:color w:val="365F91" w:themeColor="accent1" w:themeShade="BF"/>
-      <w:sz w:val="28"/>
+      <w:color w:val="000000"/>
+      <w:sz w:val="26"/>
       <w:szCs w:val="28"/>
+      <w:lang w:val="az-Latn-AZ"/>
     </w:rPr>
   </w:style>
   <w:style w:type="paragraph" w:styleId="Heading2">
@@ -1038,16 +850,17 @@
     <w:pPr>
       <w:keepNext/>
       <w:keepLines/>
-      <w:spacing w:before="200" w:after="0"/>
+      <w:spacing w:before="200" w:after="120" w:line="259" w:lineRule="auto"/>
       <w:outlineLvl w:val="1"/>
     </w:pPr>
     <w:rPr>
-      <w:rFonts w:asciiTheme="majorHAnsi" w:eastAsiaTheme="majorEastAsia" w:hAnsiTheme="majorHAnsi" w:cstheme="majorBidi"/>
+      <w:rFonts w:ascii="Times New Roman" w:hAnsi="Times New Roman"/>
       <w:b/>
       <w:bCs/>
-      <w:color w:val="4F81BD" w:themeColor="accent1"/>
+      <w:color w:val="000000"/>
       <w:sz w:val="26"/>
       <w:szCs w:val="26"/>
+      <w:lang w:val="az-Latn-AZ"/>
     </w:rPr>
   </w:style>
   <w:style w:type="paragraph" w:styleId="Heading3">
@@ -1066,7 +879,7 @@
       <w:outlineLvl w:val="2"/>
     </w:pPr>
     <w:rPr>
-      <w:rFonts w:asciiTheme="majorHAnsi" w:eastAsiaTheme="majorEastAsia" w:hAnsiTheme="majorHAnsi" w:cstheme="majorBidi"/>
+      <w:rFonts/>
       <w:b/>
       <w:bCs/>
       <w:color w:val="4F81BD" w:themeColor="accent1"/>
@@ -1089,7 +902,7 @@
       <w:outlineLvl w:val="3"/>
     </w:pPr>
     <w:rPr>
-      <w:rFonts w:asciiTheme="majorHAnsi" w:eastAsiaTheme="majorEastAsia" w:hAnsiTheme="majorHAnsi" w:cstheme="majorBidi"/>
+      <w:rFonts/>
       <w:b/>
       <w:bCs/>
       <w:i/>
@@ -1114,7 +927,7 @@
       <w:outlineLvl w:val="4"/>
     </w:pPr>
     <w:rPr>
-      <w:rFonts w:asciiTheme="majorHAnsi" w:eastAsiaTheme="majorEastAsia" w:hAnsiTheme="majorHAnsi" w:cstheme="majorBidi"/>
+      <w:rFonts/>
       <w:color w:val="243F60" w:themeColor="accent1" w:themeShade="7F"/>
     </w:rPr>
   </w:style>
@@ -1135,7 +948,7 @@
       <w:outlineLvl w:val="5"/>
     </w:pPr>
     <w:rPr>
-      <w:rFonts w:asciiTheme="majorHAnsi" w:eastAsiaTheme="majorEastAsia" w:hAnsiTheme="majorHAnsi" w:cstheme="majorBidi"/>
+      <w:rFonts/>
       <w:i/>
       <w:iCs/>
       <w:color w:val="243F60" w:themeColor="accent1" w:themeShade="7F"/>
@@ -1158,7 +971,7 @@
       <w:outlineLvl w:val="6"/>
     </w:pPr>
     <w:rPr>
-      <w:rFonts w:asciiTheme="majorHAnsi" w:eastAsiaTheme="majorEastAsia" w:hAnsiTheme="majorHAnsi" w:cstheme="majorBidi"/>
+      <w:rFonts/>
       <w:i/>
       <w:iCs/>
       <w:color w:val="404040" w:themeColor="text1" w:themeTint="BF"/>
@@ -1181,7 +994,7 @@
       <w:outlineLvl w:val="7"/>
     </w:pPr>
     <w:rPr>
-      <w:rFonts w:asciiTheme="majorHAnsi" w:eastAsiaTheme="majorEastAsia" w:hAnsiTheme="majorHAnsi" w:cstheme="majorBidi"/>
+      <w:rFonts/>
       <w:color w:val="4F81BD" w:themeColor="accent1"/>
       <w:sz w:val="20"/>
       <w:szCs w:val="20"/>
@@ -1204,7 +1017,7 @@
       <w:outlineLvl w:val="8"/>
     </w:pPr>
     <w:rPr>
-      <w:rFonts w:asciiTheme="majorHAnsi" w:eastAsiaTheme="majorEastAsia" w:hAnsiTheme="majorHAnsi" w:cstheme="majorBidi"/>
+      <w:rFonts/>
       <w:i/>
       <w:iCs/>
       <w:color w:val="404040" w:themeColor="text1" w:themeTint="BF"/>
@@ -1255,7 +1068,7 @@
     <w:uiPriority w:val="9"/>
     <w:rsid w:val="00FC693F"/>
     <w:rPr>
-      <w:rFonts w:asciiTheme="majorHAnsi" w:eastAsiaTheme="majorEastAsia" w:hAnsiTheme="majorHAnsi" w:cstheme="majorBidi"/>
+      <w:rFonts/>
       <w:b/>
       <w:bCs/>
       <w:color w:val="365F91" w:themeColor="accent1" w:themeShade="BF"/>
@@ -1270,7 +1083,7 @@
     <w:uiPriority w:val="9"/>
     <w:rsid w:val="00FC693F"/>
     <w:rPr>
-      <w:rFonts w:asciiTheme="majorHAnsi" w:eastAsiaTheme="majorEastAsia" w:hAnsiTheme="majorHAnsi" w:cstheme="majorBidi"/>
+      <w:rFonts/>
       <w:b/>
       <w:bCs/>
       <w:color w:val="4F81BD" w:themeColor="accent1"/>
@@ -1285,7 +1098,7 @@
     <w:uiPriority w:val="9"/>
     <w:rsid w:val="00FC693F"/>
     <w:rPr>
-      <w:rFonts w:asciiTheme="majorHAnsi" w:eastAsiaTheme="majorEastAsia" w:hAnsiTheme="majorHAnsi" w:cstheme="majorBidi"/>
+      <w:rFonts/>
       <w:b/>
       <w:bCs/>
       <w:color w:val="4F81BD" w:themeColor="accent1"/>
@@ -1300,19 +1113,17 @@
     <w:qFormat/>
     <w:rsid w:val="00FC693F"/>
     <w:pPr>
-      <w:pBdr>
-        <w:bottom w:val="single" w:sz="8" w:space="4" w:color="4F81BD" w:themeColor="accent1"/>
-      </w:pBdr>
-      <w:spacing w:after="300" w:line="240" w:lineRule="auto"/>
+      <w:spacing w:after="120" w:line="259" w:lineRule="auto"/>
       <w:contextualSpacing/>
     </w:pPr>
     <w:rPr>
-      <w:rFonts w:asciiTheme="majorHAnsi" w:eastAsiaTheme="majorEastAsia" w:hAnsiTheme="majorHAnsi" w:cstheme="majorBidi"/>
-      <w:color w:val="17365D" w:themeColor="text2" w:themeShade="BF"/>
+      <w:rFonts w:ascii="Times New Roman" w:hAnsi="Times New Roman"/>
+      <w:color w:val="000000"/>
       <w:spacing w:val="5"/>
       <w:kern w:val="28"/>
-      <w:sz w:val="52"/>
+      <w:sz w:val="40"/>
       <w:szCs w:val="52"/>
+      <w:lang w:val="az-Latn-AZ"/>
     </w:rPr>
   </w:style>
   <w:style w:type="character" w:customStyle="1" w:styleId="TitleChar">
@@ -1322,7 +1133,7 @@
     <w:uiPriority w:val="10"/>
     <w:rsid w:val="00FC693F"/>
     <w:rPr>
-      <w:rFonts w:asciiTheme="majorHAnsi" w:eastAsiaTheme="majorEastAsia" w:hAnsiTheme="majorHAnsi" w:cstheme="majorBidi"/>
+      <w:rFonts/>
       <w:color w:val="17365D" w:themeColor="text2" w:themeShade="BF"/>
       <w:spacing w:val="5"/>
       <w:kern w:val="28"/>
@@ -1344,7 +1155,7 @@
       </w:numPr>
     </w:pPr>
     <w:rPr>
-      <w:rFonts w:asciiTheme="majorHAnsi" w:eastAsiaTheme="majorEastAsia" w:hAnsiTheme="majorHAnsi" w:cstheme="majorBidi"/>
+      <w:rFonts/>
       <w:i/>
       <w:iCs/>
       <w:color w:val="4F81BD" w:themeColor="accent1"/>
@@ -1360,7 +1171,7 @@
     <w:uiPriority w:val="11"/>
     <w:rsid w:val="00FC693F"/>
     <w:rPr>
-      <w:rFonts w:asciiTheme="majorHAnsi" w:eastAsiaTheme="majorEastAsia" w:hAnsiTheme="majorHAnsi" w:cstheme="majorBidi"/>
+      <w:rFonts/>
       <w:i/>
       <w:iCs/>
       <w:color w:val="4F81BD" w:themeColor="accent1"/>
@@ -1485,8 +1296,15 @@
       <w:numPr>
         <w:numId w:val="1"/>
       </w:numPr>
+      <w:spacing w:after="120" w:line="259" w:lineRule="auto"/>
       <w:contextualSpacing/>
     </w:pPr>
+    <w:rPr>
+      <w:rFonts w:ascii="Times New Roman" w:hAnsi="Times New Roman"/>
+      <w:color w:val="000000"/>
+      <w:sz w:val="24"/>
+      <w:lang w:val="az-Latn-AZ"/>
+    </w:rPr>
   </w:style>
   <w:style w:type="paragraph" w:styleId="ListBullet2">
     <w:name w:val="List Bullet 2"/>
@@ -1658,7 +1476,7 @@
     <w:semiHidden/>
     <w:rsid w:val="00FC693F"/>
     <w:rPr>
-      <w:rFonts w:asciiTheme="majorHAnsi" w:eastAsiaTheme="majorEastAsia" w:hAnsiTheme="majorHAnsi" w:cstheme="majorBidi"/>
+      <w:rFonts/>
       <w:b/>
       <w:bCs/>
       <w:i/>
@@ -1674,7 +1492,7 @@
     <w:semiHidden/>
     <w:rsid w:val="00FC693F"/>
     <w:rPr>
-      <w:rFonts w:asciiTheme="majorHAnsi" w:eastAsiaTheme="majorEastAsia" w:hAnsiTheme="majorHAnsi" w:cstheme="majorBidi"/>
+      <w:rFonts/>
       <w:color w:val="243F60" w:themeColor="accent1" w:themeShade="7F"/>
     </w:rPr>
   </w:style>
@@ -1686,7 +1504,7 @@
     <w:semiHidden/>
     <w:rsid w:val="00FC693F"/>
     <w:rPr>
-      <w:rFonts w:asciiTheme="majorHAnsi" w:eastAsiaTheme="majorEastAsia" w:hAnsiTheme="majorHAnsi" w:cstheme="majorBidi"/>
+      <w:rFonts/>
       <w:i/>
       <w:iCs/>
       <w:color w:val="243F60" w:themeColor="accent1" w:themeShade="7F"/>
@@ -1700,7 +1518,7 @@
     <w:semiHidden/>
     <w:rsid w:val="00FC693F"/>
     <w:rPr>
-      <w:rFonts w:asciiTheme="majorHAnsi" w:eastAsiaTheme="majorEastAsia" w:hAnsiTheme="majorHAnsi" w:cstheme="majorBidi"/>
+      <w:rFonts/>
       <w:i/>
       <w:iCs/>
       <w:color w:val="404040" w:themeColor="text1" w:themeTint="BF"/>
@@ -1714,7 +1532,7 @@
     <w:semiHidden/>
     <w:rsid w:val="00FC693F"/>
     <w:rPr>
-      <w:rFonts w:asciiTheme="majorHAnsi" w:eastAsiaTheme="majorEastAsia" w:hAnsiTheme="majorHAnsi" w:cstheme="majorBidi"/>
+      <w:rFonts/>
       <w:color w:val="4F81BD" w:themeColor="accent1"/>
       <w:sz w:val="20"/>
       <w:szCs w:val="20"/>
@@ -1728,7 +1546,7 @@
     <w:semiHidden/>
     <w:rsid w:val="00FC693F"/>
     <w:rPr>
-      <w:rFonts w:asciiTheme="majorHAnsi" w:eastAsiaTheme="majorEastAsia" w:hAnsiTheme="majorHAnsi" w:cstheme="majorBidi"/>
+      <w:rFonts/>
       <w:i/>
       <w:iCs/>
       <w:color w:val="404040" w:themeColor="text1" w:themeTint="BF"/>
@@ -1787,9 +1605,6 @@
     <w:qFormat/>
     <w:rsid w:val="00FC693F"/>
     <w:pPr>
-      <w:pBdr>
-        <w:bottom w:val="single" w:sz="4" w:space="4" w:color="4F81BD" w:themeColor="accent1"/>
-      </w:pBdr>
       <w:spacing w:before="200" w:after="280"/>
       <w:ind w:left="936" w:right="936"/>
     </w:pPr>
@@ -3317,7 +3132,7 @@
         <w:spacing w:before="0" w:after="0" w:line="240" w:lineRule="auto"/>
       </w:pPr>
       <w:rPr>
-        <w:rFonts w:asciiTheme="majorHAnsi" w:eastAsiaTheme="majorEastAsia" w:hAnsiTheme="majorHAnsi" w:cstheme="majorBidi"/>
+        <w:rFonts/>
         <w:b/>
         <w:bCs/>
       </w:rPr>
@@ -3338,7 +3153,7 @@
         <w:spacing w:before="0" w:after="0" w:line="240" w:lineRule="auto"/>
       </w:pPr>
       <w:rPr>
-        <w:rFonts w:asciiTheme="majorHAnsi" w:eastAsiaTheme="majorEastAsia" w:hAnsiTheme="majorHAnsi" w:cstheme="majorBidi"/>
+        <w:rFonts/>
         <w:b/>
         <w:bCs/>
       </w:rPr>
@@ -3356,14 +3171,14 @@
     </w:tblStylePr>
     <w:tblStylePr w:type="firstCol">
       <w:rPr>
-        <w:rFonts w:asciiTheme="majorHAnsi" w:eastAsiaTheme="majorEastAsia" w:hAnsiTheme="majorHAnsi" w:cstheme="majorBidi"/>
+        <w:rFonts/>
         <w:b/>
         <w:bCs/>
       </w:rPr>
     </w:tblStylePr>
     <w:tblStylePr w:type="lastCol">
       <w:rPr>
-        <w:rFonts w:asciiTheme="majorHAnsi" w:eastAsiaTheme="majorEastAsia" w:hAnsiTheme="majorHAnsi" w:cstheme="majorBidi"/>
+        <w:rFonts/>
         <w:b/>
         <w:bCs/>
       </w:rPr>
@@ -3447,7 +3262,7 @@
         <w:spacing w:before="0" w:after="0" w:line="240" w:lineRule="auto"/>
       </w:pPr>
       <w:rPr>
-        <w:rFonts w:asciiTheme="majorHAnsi" w:eastAsiaTheme="majorEastAsia" w:hAnsiTheme="majorHAnsi" w:cstheme="majorBidi"/>
+        <w:rFonts/>
         <w:b/>
         <w:bCs/>
       </w:rPr>
@@ -3468,7 +3283,7 @@
         <w:spacing w:before="0" w:after="0" w:line="240" w:lineRule="auto"/>
       </w:pPr>
       <w:rPr>
-        <w:rFonts w:asciiTheme="majorHAnsi" w:eastAsiaTheme="majorEastAsia" w:hAnsiTheme="majorHAnsi" w:cstheme="majorBidi"/>
+        <w:rFonts/>
         <w:b/>
         <w:bCs/>
       </w:rPr>
@@ -3486,14 +3301,14 @@
     </w:tblStylePr>
     <w:tblStylePr w:type="firstCol">
       <w:rPr>
-        <w:rFonts w:asciiTheme="majorHAnsi" w:eastAsiaTheme="majorEastAsia" w:hAnsiTheme="majorHAnsi" w:cstheme="majorBidi"/>
+        <w:rFonts/>
         <w:b/>
         <w:bCs/>
       </w:rPr>
     </w:tblStylePr>
     <w:tblStylePr w:type="lastCol">
       <w:rPr>
-        <w:rFonts w:asciiTheme="majorHAnsi" w:eastAsiaTheme="majorEastAsia" w:hAnsiTheme="majorHAnsi" w:cstheme="majorBidi"/>
+        <w:rFonts/>
         <w:b/>
         <w:bCs/>
       </w:rPr>
@@ -3577,7 +3392,7 @@
         <w:spacing w:before="0" w:after="0" w:line="240" w:lineRule="auto"/>
       </w:pPr>
       <w:rPr>
-        <w:rFonts w:asciiTheme="majorHAnsi" w:eastAsiaTheme="majorEastAsia" w:hAnsiTheme="majorHAnsi" w:cstheme="majorBidi"/>
+        <w:rFonts/>
         <w:b/>
         <w:bCs/>
       </w:rPr>
@@ -3598,7 +3413,7 @@
         <w:spacing w:before="0" w:after="0" w:line="240" w:lineRule="auto"/>
       </w:pPr>
       <w:rPr>
-        <w:rFonts w:asciiTheme="majorHAnsi" w:eastAsiaTheme="majorEastAsia" w:hAnsiTheme="majorHAnsi" w:cstheme="majorBidi"/>
+        <w:rFonts/>
         <w:b/>
         <w:bCs/>
       </w:rPr>
@@ -3616,14 +3431,14 @@
     </w:tblStylePr>
     <w:tblStylePr w:type="firstCol">
       <w:rPr>
-        <w:rFonts w:asciiTheme="majorHAnsi" w:eastAsiaTheme="majorEastAsia" w:hAnsiTheme="majorHAnsi" w:cstheme="majorBidi"/>
+        <w:rFonts/>
         <w:b/>
         <w:bCs/>
       </w:rPr>
     </w:tblStylePr>
     <w:tblStylePr w:type="lastCol">
       <w:rPr>
-        <w:rFonts w:asciiTheme="majorHAnsi" w:eastAsiaTheme="majorEastAsia" w:hAnsiTheme="majorHAnsi" w:cstheme="majorBidi"/>
+        <w:rFonts/>
         <w:b/>
         <w:bCs/>
       </w:rPr>
@@ -3707,7 +3522,7 @@
         <w:spacing w:before="0" w:after="0" w:line="240" w:lineRule="auto"/>
       </w:pPr>
       <w:rPr>
-        <w:rFonts w:asciiTheme="majorHAnsi" w:eastAsiaTheme="majorEastAsia" w:hAnsiTheme="majorHAnsi" w:cstheme="majorBidi"/>
+        <w:rFonts/>
         <w:b/>
         <w:bCs/>
       </w:rPr>
@@ -3728,7 +3543,7 @@
         <w:spacing w:before="0" w:after="0" w:line="240" w:lineRule="auto"/>
       </w:pPr>
       <w:rPr>
-        <w:rFonts w:asciiTheme="majorHAnsi" w:eastAsiaTheme="majorEastAsia" w:hAnsiTheme="majorHAnsi" w:cstheme="majorBidi"/>
+        <w:rFonts/>
         <w:b/>
         <w:bCs/>
       </w:rPr>
@@ -3746,14 +3561,14 @@
     </w:tblStylePr>
     <w:tblStylePr w:type="firstCol">
       <w:rPr>
-        <w:rFonts w:asciiTheme="majorHAnsi" w:eastAsiaTheme="majorEastAsia" w:hAnsiTheme="majorHAnsi" w:cstheme="majorBidi"/>
+        <w:rFonts/>
         <w:b/>
         <w:bCs/>
       </w:rPr>
     </w:tblStylePr>
     <w:tblStylePr w:type="lastCol">
       <w:rPr>
-        <w:rFonts w:asciiTheme="majorHAnsi" w:eastAsiaTheme="majorEastAsia" w:hAnsiTheme="majorHAnsi" w:cstheme="majorBidi"/>
+        <w:rFonts/>
         <w:b/>
         <w:bCs/>
       </w:rPr>
@@ -3837,7 +3652,7 @@
         <w:spacing w:before="0" w:after="0" w:line="240" w:lineRule="auto"/>
       </w:pPr>
       <w:rPr>
-        <w:rFonts w:asciiTheme="majorHAnsi" w:eastAsiaTheme="majorEastAsia" w:hAnsiTheme="majorHAnsi" w:cstheme="majorBidi"/>
+        <w:rFonts/>
         <w:b/>
         <w:bCs/>
       </w:rPr>
@@ -3858,7 +3673,7 @@
         <w:spacing w:before="0" w:after="0" w:line="240" w:lineRule="auto"/>
       </w:pPr>
       <w:rPr>
-        <w:rFonts w:asciiTheme="majorHAnsi" w:eastAsiaTheme="majorEastAsia" w:hAnsiTheme="majorHAnsi" w:cstheme="majorBidi"/>
+        <w:rFonts/>
         <w:b/>
         <w:bCs/>
       </w:rPr>
@@ -3876,14 +3691,14 @@
     </w:tblStylePr>
     <w:tblStylePr w:type="firstCol">
       <w:rPr>
-        <w:rFonts w:asciiTheme="majorHAnsi" w:eastAsiaTheme="majorEastAsia" w:hAnsiTheme="majorHAnsi" w:cstheme="majorBidi"/>
+        <w:rFonts/>
         <w:b/>
         <w:bCs/>
       </w:rPr>
     </w:tblStylePr>
     <w:tblStylePr w:type="lastCol">
       <w:rPr>
-        <w:rFonts w:asciiTheme="majorHAnsi" w:eastAsiaTheme="majorEastAsia" w:hAnsiTheme="majorHAnsi" w:cstheme="majorBidi"/>
+        <w:rFonts/>
         <w:b/>
         <w:bCs/>
       </w:rPr>
@@ -3967,7 +3782,7 @@
         <w:spacing w:before="0" w:after="0" w:line="240" w:lineRule="auto"/>
       </w:pPr>
       <w:rPr>
-        <w:rFonts w:asciiTheme="majorHAnsi" w:eastAsiaTheme="majorEastAsia" w:hAnsiTheme="majorHAnsi" w:cstheme="majorBidi"/>
+        <w:rFonts/>
         <w:b/>
         <w:bCs/>
       </w:rPr>
@@ -3988,7 +3803,7 @@
         <w:spacing w:before="0" w:after="0" w:line="240" w:lineRule="auto"/>
       </w:pPr>
       <w:rPr>
-        <w:rFonts w:asciiTheme="majorHAnsi" w:eastAsiaTheme="majorEastAsia" w:hAnsiTheme="majorHAnsi" w:cstheme="majorBidi"/>
+        <w:rFonts/>
         <w:b/>
         <w:bCs/>
       </w:rPr>
@@ -4006,14 +3821,14 @@
     </w:tblStylePr>
     <w:tblStylePr w:type="firstCol">
       <w:rPr>
-        <w:rFonts w:asciiTheme="majorHAnsi" w:eastAsiaTheme="majorEastAsia" w:hAnsiTheme="majorHAnsi" w:cstheme="majorBidi"/>
+        <w:rFonts/>
         <w:b/>
         <w:bCs/>
       </w:rPr>
     </w:tblStylePr>
     <w:tblStylePr w:type="lastCol">
       <w:rPr>
-        <w:rFonts w:asciiTheme="majorHAnsi" w:eastAsiaTheme="majorEastAsia" w:hAnsiTheme="majorHAnsi" w:cstheme="majorBidi"/>
+        <w:rFonts/>
         <w:b/>
         <w:bCs/>
       </w:rPr>
@@ -4097,7 +3912,7 @@
         <w:spacing w:before="0" w:after="0" w:line="240" w:lineRule="auto"/>
       </w:pPr>
       <w:rPr>
-        <w:rFonts w:asciiTheme="majorHAnsi" w:eastAsiaTheme="majorEastAsia" w:hAnsiTheme="majorHAnsi" w:cstheme="majorBidi"/>
+        <w:rFonts/>
         <w:b/>
         <w:bCs/>
       </w:rPr>
@@ -4118,7 +3933,7 @@
         <w:spacing w:before="0" w:after="0" w:line="240" w:lineRule="auto"/>
       </w:pPr>
       <w:rPr>
-        <w:rFonts w:asciiTheme="majorHAnsi" w:eastAsiaTheme="majorEastAsia" w:hAnsiTheme="majorHAnsi" w:cstheme="majorBidi"/>
+        <w:rFonts/>
         <w:b/>
         <w:bCs/>
       </w:rPr>
@@ -4136,14 +3951,14 @@
     </w:tblStylePr>
     <w:tblStylePr w:type="firstCol">
       <w:rPr>
-        <w:rFonts w:asciiTheme="majorHAnsi" w:eastAsiaTheme="majorEastAsia" w:hAnsiTheme="majorHAnsi" w:cstheme="majorBidi"/>
+        <w:rFonts/>
         <w:b/>
         <w:bCs/>
       </w:rPr>
     </w:tblStylePr>
     <w:tblStylePr w:type="lastCol">
       <w:rPr>
-        <w:rFonts w:asciiTheme="majorHAnsi" w:eastAsiaTheme="majorEastAsia" w:hAnsiTheme="majorHAnsi" w:cstheme="majorBidi"/>
+        <w:rFonts/>
         <w:b/>
         <w:bCs/>
       </w:rPr>
@@ -6008,7 +5823,7 @@
     </w:tblPr>
     <w:tblStylePr w:type="firstRow">
       <w:rPr>
-        <w:rFonts w:asciiTheme="majorHAnsi" w:eastAsiaTheme="majorEastAsia" w:hAnsiTheme="majorHAnsi" w:cstheme="majorBidi"/>
+        <w:rFonts/>
       </w:rPr>
       <w:tblPr/>
       <w:tcPr>
@@ -6092,7 +5907,7 @@
     </w:tblPr>
     <w:tblStylePr w:type="firstRow">
       <w:rPr>
-        <w:rFonts w:asciiTheme="majorHAnsi" w:eastAsiaTheme="majorEastAsia" w:hAnsiTheme="majorHAnsi" w:cstheme="majorBidi"/>
+        <w:rFonts/>
       </w:rPr>
       <w:tblPr/>
       <w:tcPr>
@@ -6176,7 +5991,7 @@
     </w:tblPr>
     <w:tblStylePr w:type="firstRow">
       <w:rPr>
-        <w:rFonts w:asciiTheme="majorHAnsi" w:eastAsiaTheme="majorEastAsia" w:hAnsiTheme="majorHAnsi" w:cstheme="majorBidi"/>
+        <w:rFonts/>
       </w:rPr>
       <w:tblPr/>
       <w:tcPr>
@@ -6260,7 +6075,7 @@
     </w:tblPr>
     <w:tblStylePr w:type="firstRow">
       <w:rPr>
-        <w:rFonts w:asciiTheme="majorHAnsi" w:eastAsiaTheme="majorEastAsia" w:hAnsiTheme="majorHAnsi" w:cstheme="majorBidi"/>
+        <w:rFonts/>
       </w:rPr>
       <w:tblPr/>
       <w:tcPr>
@@ -6344,7 +6159,7 @@
     </w:tblPr>
     <w:tblStylePr w:type="firstRow">
       <w:rPr>
-        <w:rFonts w:asciiTheme="majorHAnsi" w:eastAsiaTheme="majorEastAsia" w:hAnsiTheme="majorHAnsi" w:cstheme="majorBidi"/>
+        <w:rFonts/>
       </w:rPr>
       <w:tblPr/>
       <w:tcPr>
@@ -6428,7 +6243,7 @@
     </w:tblPr>
     <w:tblStylePr w:type="firstRow">
       <w:rPr>
-        <w:rFonts w:asciiTheme="majorHAnsi" w:eastAsiaTheme="majorEastAsia" w:hAnsiTheme="majorHAnsi" w:cstheme="majorBidi"/>
+        <w:rFonts/>
       </w:rPr>
       <w:tblPr/>
       <w:tcPr>
@@ -6512,7 +6327,7 @@
     </w:tblPr>
     <w:tblStylePr w:type="firstRow">
       <w:rPr>
-        <w:rFonts w:asciiTheme="majorHAnsi" w:eastAsiaTheme="majorEastAsia" w:hAnsiTheme="majorHAnsi" w:cstheme="majorBidi"/>
+        <w:rFonts/>
       </w:rPr>
       <w:tblPr/>
       <w:tcPr>
@@ -6577,7 +6392,7 @@
       <w:spacing w:after="0" w:line="240" w:lineRule="auto"/>
     </w:pPr>
     <w:rPr>
-      <w:rFonts w:asciiTheme="majorHAnsi" w:eastAsiaTheme="majorEastAsia" w:hAnsiTheme="majorHAnsi" w:cstheme="majorBidi"/>
+      <w:rFonts/>
       <w:color w:val="000000" w:themeColor="text1"/>
     </w:rPr>
     <w:tblPr>
@@ -6705,7 +6520,7 @@
       <w:spacing w:after="0" w:line="240" w:lineRule="auto"/>
     </w:pPr>
     <w:rPr>
-      <w:rFonts w:asciiTheme="majorHAnsi" w:eastAsiaTheme="majorEastAsia" w:hAnsiTheme="majorHAnsi" w:cstheme="majorBidi"/>
+      <w:rFonts/>
       <w:color w:val="000000" w:themeColor="text1"/>
     </w:rPr>
     <w:tblPr>
@@ -6833,7 +6648,7 @@
       <w:spacing w:after="0" w:line="240" w:lineRule="auto"/>
     </w:pPr>
     <w:rPr>
-      <w:rFonts w:asciiTheme="majorHAnsi" w:eastAsiaTheme="majorEastAsia" w:hAnsiTheme="majorHAnsi" w:cstheme="majorBidi"/>
+      <w:rFonts/>
       <w:color w:val="000000" w:themeColor="text1"/>
     </w:rPr>
     <w:tblPr>
@@ -6961,7 +6776,7 @@
       <w:spacing w:after="0" w:line="240" w:lineRule="auto"/>
     </w:pPr>
     <w:rPr>
-      <w:rFonts w:asciiTheme="majorHAnsi" w:eastAsiaTheme="majorEastAsia" w:hAnsiTheme="majorHAnsi" w:cstheme="majorBidi"/>
+      <w:rFonts/>
       <w:color w:val="000000" w:themeColor="text1"/>
     </w:rPr>
     <w:tblPr>
@@ -7089,7 +6904,7 @@
       <w:spacing w:after="0" w:line="240" w:lineRule="auto"/>
     </w:pPr>
     <w:rPr>
-      <w:rFonts w:asciiTheme="majorHAnsi" w:eastAsiaTheme="majorEastAsia" w:hAnsiTheme="majorHAnsi" w:cstheme="majorBidi"/>
+      <w:rFonts/>
       <w:color w:val="000000" w:themeColor="text1"/>
     </w:rPr>
     <w:tblPr>
@@ -7217,7 +7032,7 @@
       <w:spacing w:after="0" w:line="240" w:lineRule="auto"/>
     </w:pPr>
     <w:rPr>
-      <w:rFonts w:asciiTheme="majorHAnsi" w:eastAsiaTheme="majorEastAsia" w:hAnsiTheme="majorHAnsi" w:cstheme="majorBidi"/>
+      <w:rFonts/>
       <w:color w:val="000000" w:themeColor="text1"/>
     </w:rPr>
     <w:tblPr>
@@ -7345,7 +7160,7 @@
       <w:spacing w:after="0" w:line="240" w:lineRule="auto"/>
     </w:pPr>
     <w:rPr>
-      <w:rFonts w:asciiTheme="majorHAnsi" w:eastAsiaTheme="majorEastAsia" w:hAnsiTheme="majorHAnsi" w:cstheme="majorBidi"/>
+      <w:rFonts/>
       <w:color w:val="000000" w:themeColor="text1"/>
     </w:rPr>
     <w:tblPr>
@@ -7984,7 +7799,7 @@
       <w:spacing w:after="0" w:line="240" w:lineRule="auto"/>
     </w:pPr>
     <w:rPr>
-      <w:rFonts w:asciiTheme="majorHAnsi" w:eastAsiaTheme="majorEastAsia" w:hAnsiTheme="majorHAnsi" w:cstheme="majorBidi"/>
+      <w:rFonts/>
       <w:color w:val="000000" w:themeColor="text1"/>
     </w:rPr>
     <w:tblPr>
@@ -8109,7 +7924,7 @@
       <w:spacing w:after="0" w:line="240" w:lineRule="auto"/>
     </w:pPr>
     <w:rPr>
-      <w:rFonts w:asciiTheme="majorHAnsi" w:eastAsiaTheme="majorEastAsia" w:hAnsiTheme="majorHAnsi" w:cstheme="majorBidi"/>
+      <w:rFonts/>
       <w:color w:val="000000" w:themeColor="text1"/>
     </w:rPr>
     <w:tblPr>
@@ -8234,7 +8049,7 @@
       <w:spacing w:after="0" w:line="240" w:lineRule="auto"/>
     </w:pPr>
     <w:rPr>
-      <w:rFonts w:asciiTheme="majorHAnsi" w:eastAsiaTheme="majorEastAsia" w:hAnsiTheme="majorHAnsi" w:cstheme="majorBidi"/>
+      <w:rFonts/>
       <w:color w:val="000000" w:themeColor="text1"/>
     </w:rPr>
     <w:tblPr>
@@ -8359,7 +8174,7 @@
       <w:spacing w:after="0" w:line="240" w:lineRule="auto"/>
     </w:pPr>
     <w:rPr>
-      <w:rFonts w:asciiTheme="majorHAnsi" w:eastAsiaTheme="majorEastAsia" w:hAnsiTheme="majorHAnsi" w:cstheme="majorBidi"/>
+      <w:rFonts/>
       <w:color w:val="000000" w:themeColor="text1"/>
     </w:rPr>
     <w:tblPr>
@@ -8484,7 +8299,7 @@
       <w:spacing w:after="0" w:line="240" w:lineRule="auto"/>
     </w:pPr>
     <w:rPr>
-      <w:rFonts w:asciiTheme="majorHAnsi" w:eastAsiaTheme="majorEastAsia" w:hAnsiTheme="majorHAnsi" w:cstheme="majorBidi"/>
+      <w:rFonts/>
       <w:color w:val="000000" w:themeColor="text1"/>
     </w:rPr>
     <w:tblPr>
@@ -8609,7 +8424,7 @@
       <w:spacing w:after="0" w:line="240" w:lineRule="auto"/>
     </w:pPr>
     <w:rPr>
-      <w:rFonts w:asciiTheme="majorHAnsi" w:eastAsiaTheme="majorEastAsia" w:hAnsiTheme="majorHAnsi" w:cstheme="majorBidi"/>
+      <w:rFonts/>
       <w:color w:val="000000" w:themeColor="text1"/>
     </w:rPr>
     <w:tblPr>
@@ -8734,7 +8549,7 @@
       <w:spacing w:after="0" w:line="240" w:lineRule="auto"/>
     </w:pPr>
     <w:rPr>
-      <w:rFonts w:asciiTheme="majorHAnsi" w:eastAsiaTheme="majorEastAsia" w:hAnsiTheme="majorHAnsi" w:cstheme="majorBidi"/>
+      <w:rFonts/>
       <w:color w:val="000000" w:themeColor="text1"/>
     </w:rPr>
     <w:tblPr>

--- a/az/discovery-articles/2.8 Termodinamika.docx
+++ b/az/discovery-articles/2.8 Termodinamika.docx
@@ -32,7 +32,7 @@
         <w:rPr>
           <w:sz w:val="20"/>
         </w:rPr>
-        <w:t>Dövr: XIX əsr; kökləri buxar maşını emalatxanalarında | Əsas şəxslər: Sadi Karno, Ceyms Coul, Rudolf Klauzius, Uilyam Tomson — Kelvin, Lüdviq Bolsman</w:t>
+        <w:t>Dövr: XIX əsr; başlanğıcı buxar maşınlarının təkmilləşdirilməsi ilə bağlı araşdırmalara gedib çıxır | Əsas şəxslər: Sadi Karno, Ceyms Coul, Rudolf Klauzius, Uilyam Tomson — lord Kelvin və Lüdviq Bolsman</w:t>
       </w:r>
     </w:p>
     <w:p>
@@ -40,7 +40,7 @@
         <w:widowControl/>
       </w:pPr>
       <w:r>
-        <w:t>Termodinamika istiliyi, işi, enerjini və onların bir-birinə çevrilməsinin hədlərini öyrənir. Mühərrikin niyə istiliyin bir hissəsini itirdiyini, soyuducunun niyə enerji tələb etdiyini və enerjini yoxdan yaradan mükəmməl maşının niyə mümkün olmadığını izah edir.</w:t>
+        <w:t>Termodinamika istilik, iş və enerji arasındakı əlaqələri, enerjinin bir formadan digərinə çevrilməsini və bu çevrilmələrin hədlərini öyrənir. İstilik mühərrikinin aldığı enerjinin hamısını niyə işə çevirə bilmədiyini, soyuducunun işləməsi üçün niyə enerji lazım olduğunu və yoxdan enerji yaradan maşının niyə mümkün olmadığını izah edir.</w:t>
       </w:r>
     </w:p>
     <w:p>
@@ -58,7 +58,7 @@
         <w:widowControl/>
       </w:pPr>
       <w:r>
-        <w:t>Sadi Karno istilik mühərrikinin istiliyi faydalı hərəkətə nə qədər səmərəli çevirə biləcəyini araşdırdı.</w:t>
+        <w:t>Sadi Karno istilik mühərriklərinin nə qədər səmərəli işləyə biləcəyini və bu səmərəliliyin hədlərini araşdırdı.</w:t>
       </w:r>
     </w:p>
     <w:p>
@@ -67,7 +67,7 @@
         <w:widowControl/>
       </w:pPr>
       <w:r>
-        <w:t>Ceyms Coul istiliyin sirli maye deyil, enerji ilə bağlı olduğunu göstərməyə kömək etdi.</w:t>
+        <w:t>Ceyms Coul mexaniki işlə istilik arasındakı əlaqəni təcrübələrlə göstərərək istiliyin ayrıca bir maddə olması təsəvvürünün dəyişməsinə kömək etdi.</w:t>
       </w:r>
     </w:p>
     <w:p>
@@ -76,7 +76,7 @@
         <w:widowControl/>
       </w:pPr>
       <w:r>
-        <w:t>Klauzius və Kelvin əsas qanunları, o cümlədən entropiyanın artmasını ifadə etdilər; bu, sadələşdirilmiş şəkildə tam geri qaytarılmayan nizamsızlıq kimi izah olunur.</w:t>
+        <w:t>Klauzius və Kelvin termodinamikanın əsas qanunlarının formalaşmasında mühüm rol oynadılar. Entropiya anlayışı proseslərin hansı istiqamətdə getdiyini və enerjidən iş görmək üçün istifadə imkanını anlamağa kömək etdi.</w:t>
       </w:r>
     </w:p>
     <w:p>
@@ -85,7 +85,7 @@
         <w:widowControl/>
       </w:pPr>
       <w:r>
-        <w:t>Bolsman temperaturu xırda hissəciklərin fasiləsiz hərəkəti ilə əlaqələndirdi.</w:t>
+        <w:t>Bolsman istilik hadisələrini maddəni təşkil edən xırda hissəciklərin hərəkəti və mümkün vəziyyətləri ilə izah etdi.</w:t>
       </w:r>
     </w:p>
     <w:p>
@@ -94,7 +94,7 @@
         <w:widowControl/>
       </w:pPr>
       <w:r>
-        <w:t>Eyni qaydalar elektrik stansiyalarını, avtomobil mühərriklərini, soyuducuları və hava modellərini istiqamətləndirir.</w:t>
+        <w:t>Elektrik stansiyaları, avtomobil mühərrikləri və soyuducular bu qanunlara uyğun işləyir. Hava və iqlim modellərində də həmin qanunlardan istifadə olunur.</w:t>
       </w:r>
     </w:p>
     <w:p>
@@ -103,15 +103,7 @@
         <w:widowControl/>
       </w:pPr>
       <w:r>
-        <w:t>Bu nədir</w:t>
-      </w:r>
-    </w:p>
-    <w:p>
-      <w:pPr>
-        <w:widowControl/>
-      </w:pPr>
-      <w:r>
-        <w:t>Termodinamika enerjinin ötürülməsini və çevrilməsini öyrənir. Bir cismi qızdıranda, porşeni itələyəndə və ya otağı soyudanda nə baş verdiyini araşdırır. İstilik temperatur fərqinə görə ötürülən enerjidir; iş isə hərəkət və qaldırma kimi proseslərdə enerji ötürülməsidir. Çaydanla velosipedi düşünün: qızmış çaydan enerji saxlayır, velosipedə tətbiq olunan qüvvə hərəkət yaradır. Termodinamika hər ikisinin ümumi qaydalarını verir. Enerji yoxdan yaranmır, çevrilmələrdə onun bir hissəsi daha az yararlı formaya keçir və adi sonlu addımlarla mütləq sıfıra çatmaq olmur.</w:t>
+        <w:t>Bu nədir?</w:t>
       </w:r>
     </w:p>
     <w:p>
@@ -120,15 +112,7 @@
         <w:widowControl/>
       </w:pPr>
       <w:r>
-        <w:t>Kim kəşf edib və ya yaradıb</w:t>
-      </w:r>
-    </w:p>
-    <w:p>
-      <w:pPr>
-        <w:widowControl/>
-      </w:pPr>
-      <w:r>
-        <w:t>Termodinamikanı bir nəfər yaratmayıb. Sualları buxar maşını mühəndisləri ortaya qoydular. Sadi Karno ideal mühərrikləri nəzəri araşdırdı. Ceyms Coul mexaniki işin istilik yaratmasını ölçdü. Rudolf Klauzius entropiyaya ad verdi. Uilyam Tomson — lord Kelvin — mütləq temperaturun müəyyənləşdirilməsinə kömək etdi. Lüdviq Bolsman istilik hadisələrini molekulların hərəkəti ilə izah etdi. Emalatxana, laboratoriya və dərsxana bu sahəni birlikdə qurdu.</w:t>
+        <w:t>Termodinamika enerjinin necə ötürüldüyünü və bir formadan digərinə necə çevrildiyini öyrənir. Bir cismi qızdıranda, porşeni hərəkətə gətirəndə və ya otağı soyudanda baş verənlər bu sahənin mövzusudur.</w:t>
       </w:r>
     </w:p>
     <w:p>
@@ -137,15 +121,97 @@
         <w:widowControl/>
       </w:pPr>
       <w:r>
-        <w:t>Nə vaxt və necə yaranıb</w:t>
+        <w:t>İstilik temperatur fərqinə görə ötürülən enerjidir. İş də enerji ötürülməsinin bir yoludur: məsələn, qüvvənin təsiri ilə yük qaldırıldıqda və ya cisim hərəkət etdirildikdə iş görülür.</w:t>
       </w:r>
     </w:p>
     <w:p>
       <w:pPr>
+        <w:pStyle w:val="Heading1"/>
         <w:widowControl/>
       </w:pPr>
       <w:r>
-        <w:t>XIX əsrin əvvəlində buxar maşınları fabrikləri və gəmiləri dəyişirdi, amma istiliyin mahiyyəti hələ mübahisəli idi. Karnonun fikirləri həmin sənaye dünyasından doğdu. Əsrin ortalarında təcrübələr və dəqiq təriflər birinci və ikinci qanunları formalaşdırdı. Sonra statistik yanaşma izahı dərinləşdirdi. XX əsrə çatanda mühəndislik məktəbləri eyni enerji hesabını öyrədirdi. Praktika nəzəriyyəni, nəzəriyyə də işləyən qazanların davranışını anlamağı inkişaf etdirirdi.</w:t>
+        <w:t>Çaydandakı su qızdırıldıqda onun daxili enerjisi artır. Velosipedçi pedalı çevirdikdə isə qüvvə tətbiq edərək iş görür. Hadisələr fərqli olsa da, hər ikisində enerjinin ötürülməsi və çevrilməsi baş verir.</w:t>
+      </w:r>
+    </w:p>
+    <w:p>
+      <w:pPr>
+        <w:pStyle w:val="Heading1"/>
+        <w:widowControl/>
+      </w:pPr>
+      <w:r>
+        <w:t>Termodinamikanın əsas nəticələrindən biri budur: enerji yoxdan yaranmır və yox olmur. Ancaq çevrilmə zamanı onun hamısından eyni dərəcədə faydalanmaq mümkün deyil. Enerjinin bir hissəsi ətrafa yayılır və ondan iş almaq çətinləşir. Həmçinin temperaturun nəzəri aşağı həddinə — mütləq sıfıra — sonlu sayda əməliyyatla çatmaq mümkün deyil.</w:t>
+      </w:r>
+    </w:p>
+    <w:p>
+      <w:pPr>
+        <w:pStyle w:val="Heading1"/>
+        <w:widowControl/>
+      </w:pPr>
+      <w:r>
+        <w:t>Kim yaradıb?</w:t>
+      </w:r>
+    </w:p>
+    <w:p>
+      <w:pPr>
+        <w:pStyle w:val="Heading1"/>
+        <w:widowControl/>
+      </w:pPr>
+      <w:r>
+        <w:t>Termodinamika bir nəfərin yaratdığı elm deyil. Onun əsas sualları buxar maşınlarını daha yaxşı işlətmək istəyən mühəndislərin qarşısında yaranmışdı.</w:t>
+      </w:r>
+    </w:p>
+    <w:p>
+      <w:pPr>
+        <w:pStyle w:val="Heading1"/>
+        <w:widowControl/>
+      </w:pPr>
+      <w:r>
+        <w:t>Sadi Karno ideal şəraitdə işləyən istilik mühərriklərini nəzəri cəhətdən araşdırdı. Ceyms Coul görülən mexaniki işlə yaranan istilik arasındakı əlaqəni ölçdü. Rudolf Klauzius entropiya anlayışını formalaşdırdı. Uilyam Tomson — lord Kelvin — mütləq temperatur şkalasının inkişafına töhfə verdi. Lüdviq Bolsman isə istilik hadisələrini molekulların hərəkəti və statistik qanunauyğunluqlarla əlaqələndirdi.</w:t>
+      </w:r>
+    </w:p>
+    <w:p>
+      <w:pPr>
+        <w:pStyle w:val="Heading1"/>
+        <w:widowControl/>
+      </w:pPr>
+      <w:r>
+        <w:t>Beləliklə, ustaların təcrübəsi, laboratoriya ölçmələri və alimlərin nəzəri araşdırmaları bir-birini tamamladı.</w:t>
+      </w:r>
+    </w:p>
+    <w:p>
+      <w:pPr>
+        <w:pStyle w:val="Heading1"/>
+        <w:widowControl/>
+      </w:pPr>
+      <w:r>
+        <w:t>Nə vaxt və necə yaranıb?</w:t>
+      </w:r>
+    </w:p>
+    <w:p>
+      <w:pPr>
+        <w:pStyle w:val="Heading1"/>
+        <w:widowControl/>
+      </w:pPr>
+      <w:r>
+        <w:t>XIX əsrin əvvəlində buxar maşınları fabriklərin işini və gəmi nəqliyyatını dəyişirdi. Bununla belə, istiliyin nə olduğu barədə alimlər arasında fikir ayrılığı vardı. Karnonun araşdırmaları da mühərriklərin necə işlədiyini və necə təkmilləşdirilə biləcəyini anlamaq ehtiyacından doğdu.</w:t>
+      </w:r>
+    </w:p>
+    <w:p>
+      <w:pPr>
+        <w:pStyle w:val="Heading1"/>
+        <w:widowControl/>
+      </w:pPr>
+      <w:r>
+        <w:t>Əsrin ortalarında aparılan təcrübələr və anlayışların dəqiqləşdirilməsi termodinamikanın birinci və ikinci qanunlarının formalaşmasına gətirdi. Sonralar statistik yanaşma bu qanunları hissəciklərin davranışı ilə əlaqələndirərək izahı dərinləşdirdi.</w:t>
+      </w:r>
+    </w:p>
+    <w:p>
+      <w:pPr>
+        <w:pStyle w:val="Heading1"/>
+        <w:widowControl/>
+      </w:pPr>
+      <w:r>
+        <w:t>XX əsrin əvvəllərinə doğru mühəndislik məktəblərində enerji hesablamaları artıq ortaq prinsiplərlə öyrədilirdi. Praktik çətinliklər yeni nəzəri suallar doğurur, nəzəri biliklər isə qazanların və mühərriklərin işini daha yaxşı anlamağa kömək edirdi.</w:t>
       </w:r>
     </w:p>
     <w:p>
@@ -159,10 +225,38 @@
     </w:p>
     <w:p>
       <w:pPr>
+        <w:pStyle w:val="Heading1"/>
         <w:widowControl/>
       </w:pPr>
       <w:r>
-        <w:t>Əvvəllər istilik çox vaxt «kalorik» adlı qeyri-müəyyən maye kimi təsəvvür olunurdu. Yeni qanunlar soba ustasının hiss etdiyini müqayisə edilən və öyrədilən kəmiyyətlərə çevirdi. Enerjinin yayılmasını və iş görmək üçün yararlılığını təsvir etməyə kömək edən entropiya mürəkkəbin suya qarışması kimi proseslərin niyə öz-özünə bir istiqamətdə getdiyini izah etdi. Temperatur hissəciklərin hərəkəti ilə əlaqələndirildi. Kimya, fizika və mühəndislik enerji üçün ortaq dil qazandı. Mühərrikləri, reaksiyaları və sonralar iqlimin enerji balansını müqayisə etmək mümkün oldu.</w:t>
+        <w:t>Əvvəllər istilik çox vaxt «kalorik» adlanan, cisimlər arasında axdığı düşünülən xüsusi maddə kimi təsəvvür edilirdi. Termodinamikanın inkişafı istilik və iş arasındakı əlaqəni ölçməyə, nəticələri müqayisə etməyə və ümumi qanunlarla izah etməyə imkan verdi.</w:t>
+      </w:r>
+    </w:p>
+    <w:p>
+      <w:pPr>
+        <w:pStyle w:val="Heading1"/>
+        <w:widowControl/>
+      </w:pPr>
+      <w:r>
+        <w:t>Bu sahənin mühüm anlayışlarından biri entropiyadır. Entropiya enerjinin necə paylandığını və proseslərin təbii olaraq hansı istiqamətdə getdiyini anlamağa kömək edir. Onu sadəcə «nizamsızlıq» adlandırmaq bütün mənasını vermir.</w:t>
+      </w:r>
+    </w:p>
+    <w:p>
+      <w:pPr>
+        <w:pStyle w:val="Heading1"/>
+        <w:widowControl/>
+      </w:pPr>
+      <w:r>
+        <w:t>Məsələn, suya düşən mürəkkəb damcısı yayılıb qarışır. Qarışığın öz-özünə yenidən təmiz suya və ayrıca mürəkkəb damcısına ayrıldığını isə müşahidə etmirik. Entropiya belə proseslərin istiqamətini izah edən anlayışlardan biridir.</w:t>
+      </w:r>
+    </w:p>
+    <w:p>
+      <w:pPr>
+        <w:pStyle w:val="Heading1"/>
+        <w:widowControl/>
+      </w:pPr>
+      <w:r>
+        <w:t>Temperatur və istilik hadisələri hissəciklərin hərəkəti ilə əlaqələndirildikcə kimya, fizika və mühəndislikdə enerji haqqında ortaq anlayışlar formalaşdı. Mühərriklərin işini, kimyəvi reaksiyaları və sonralar iqlim sisteminə daxil olan və ondan çıxan enerjini eyni əsas qanunlarla araşdırmaq mümkün oldu.</w:t>
       </w:r>
     </w:p>
     <w:p>
@@ -176,10 +270,11 @@
     </w:p>
     <w:p>
       <w:pPr>
+        <w:pStyle w:val="Heading1"/>
         <w:widowControl/>
       </w:pPr>
       <w:r>
-        <w:t>Elektrik stansiyaları, reaktiv mühərriklər və ev soyuducuları termodinamik prinsiplərlə layihələndirilir. Səmərəlilik etiketləri və istilik nasosu göstəriciləri XIX əsrin biliklərini davam etdirir. İnformasiya elmi və kimya entropiya anlayışından yararlandı. İqlim və material tədqiqatları enerji axınlarını eyni hesabla izləyir. Materiallar dəyişsə də, Karno tipli hədlər qalır: tək bir isti mənbədən sonsuz pulsuz iş almaq olmaz.</w:t>
+        <w:t>Elektrik stansiyaları, reaktiv mühərriklər və məişət soyuducuları termodinamikanın prinsipləri nəzərə alınaraq layihələndirilir. Cihazların enerji səmərəliliyi etiketləri və istilik nasoslarının iş göstəriciləri də həmin prinsiplərə əsaslanır.</w:t>
       </w:r>
     </w:p>
     <w:p>
@@ -188,15 +283,61 @@
         <w:widowControl/>
       </w:pPr>
       <w:r>
-        <w:t>İnsan həyatını necə dəyişib</w:t>
+        <w:t>Kimyada və informasiya nəzəriyyəsində entropiya anlayışından istifadə olunur. İqlim və material tədqiqatlarında enerjinin haradan gəldiyi, hara ötürüldüyü və necə çevrildiyi hesablanır.</w:t>
       </w:r>
     </w:p>
     <w:p>
       <w:pPr>
+        <w:pStyle w:val="Heading1"/>
         <w:widowControl/>
       </w:pPr>
       <w:r>
-        <w:t>Ucuzlaşan mexaniki güc və soyuducu saxlama iş, ərzaq və ev həyatını dəyişdi. Fiziki hədləri anlamaq insanları pul və ümid itirən əbədi mühərrik xəyallarından da qorudu. Enerjiyə artan tələbat fabrik istiliyi, dumanlı çirklənmə və sonralar iqlim narahatlığı gətirdi. Soyuducunun işləməsi, avtomobilin yanacaq istəməsi və izolyasiyanın xərc azaltması termodinamika ilə bağlıdır. Enerji yalnız emalatxana biliyi deyil, ictimai məsələyə çevrildi.</w:t>
+        <w:t>Yeni materiallar və daha yaxşı qurğular yaradılsa da, istilik mühərriklərinin səmərəliliyini məhdudlaşdıran qanunlar dəyişmir. Dövri işləyən mühərrik təkcə bir isti mənbədən aldığı istiliyin hamısını işə çevirə bilməz; onun bir hissəsi daha soyuq mühitə ötürülməlidir.</w:t>
+      </w:r>
+    </w:p>
+    <w:p>
+      <w:pPr>
+        <w:pStyle w:val="Heading1"/>
+        <w:widowControl/>
+      </w:pPr>
+      <w:r>
+        <w:t>İnsan həyatını necə dəyişib?</w:t>
+      </w:r>
+    </w:p>
+    <w:p>
+      <w:pPr>
+        <w:pStyle w:val="Heading1"/>
+        <w:widowControl/>
+      </w:pPr>
+      <w:r>
+        <w:t>Maşınların gördüyü işin ucuzlaşması və ərzağı soyudaraq saxlamaq imkanı insanların işini, qidalanmasını və məişətini dəyişdirdi.</w:t>
+      </w:r>
+    </w:p>
+    <w:p>
+      <w:pPr>
+        <w:pStyle w:val="Heading1"/>
+        <w:widowControl/>
+      </w:pPr>
+      <w:r>
+        <w:t>Fiziki hədlərin başa düşülməsi yanacaq və ya başqa enerji mənbəyi olmadan dayanmadan faydalı iş görəcəyi iddia edilən «əbədi mühərrik» layihələrinin niyə mümkün olmadığını göstərdi. Bu bilik insanları nəticəsiz vədlərə vaxt və pul sərf etməkdən qorumağa kömək edir.</w:t>
+      </w:r>
+    </w:p>
+    <w:p>
+      <w:pPr>
+        <w:pStyle w:val="Heading1"/>
+        <w:widowControl/>
+      </w:pPr>
+      <w:r>
+        <w:t>Enerjiyə artan tələbatın mənfi nəticələri də oldu: fabriklərdən ətrafa istilik və tüstü yayıldı, sonrakı dövrlərdə iqlimə təsir daha ciddi narahatlıq doğurdu.</w:t>
+      </w:r>
+    </w:p>
+    <w:p>
+      <w:pPr>
+        <w:pStyle w:val="Heading1"/>
+        <w:widowControl/>
+      </w:pPr>
+      <w:r>
+        <w:t>Soyuducunun niyə elektrik sərf etməsi, avtomobilin niyə yanacağa ehtiyac duyması və evin istilik izolyasiyasının xərci necə azaltması termodinamika ilə izah olunur. Enerjidən istifadə beləcə yalnız ustaların və mühəndislərin işi olmaqdan çıxaraq bütün cəmiyyəti maraqlandıran məsələyə çevrildi.</w:t>
       </w:r>
     </w:p>
     <w:p>
@@ -217,7 +358,7 @@
         <w:rPr>
           <w:sz w:val="20"/>
         </w:rPr>
-        <w:t>A Kitablar və əsas elmi əsərlər</w:t>
+        <w:t>Kitablar və əsas elmi əsərlər</w:t>
       </w:r>
     </w:p>
     <w:p>
@@ -251,7 +392,7 @@
         <w:rPr>
           <w:sz w:val="20"/>
         </w:rPr>
-        <w:t>C Qurumların materialları və ensiklopedik mənbələr</w:t>
+        <w:t>Qurumların materialları və ensiklopedik mənbələr</w:t>
       </w:r>
     </w:p>
     <w:p>
@@ -311,7 +452,7 @@
         <w:rPr>
           <w:sz w:val="20"/>
         </w:rPr>
-        <w:t>D Muzey arxiv və kitabxana materialları</w:t>
+        <w:t>Muzey arxiv və kitabxana materialları</w:t>
       </w:r>
     </w:p>
     <w:p>
@@ -347,7 +488,7 @@
         <w:rPr>
           <w:sz w:val="20"/>
         </w:rPr>
-        <w:t>G Kosmik agentliklər laboratoriyalar və elmi təşkilatlar</w:t>
+        <w:t>Kosmik agentliklər laboratoriyalar və elmi təşkilatlar</w:t>
       </w:r>
     </w:p>
     <w:p>
